--- a/reports/substack/docx/levanter-note-daily-2026-09-05.docx
+++ b/reports/substack/docx/levanter-note-daily-2026-09-05.docx
@@ -9,12 +9,12 @@
     </w:p>
     <w:p>
       <w:r>
-        <w:t>ZEC led the whole board yesterday (+7.9%), COFFEE lagged (-9.7%). 18 of 69 markets closed higher. Breadth negative, most of the board lower.</w:t>
+        <w:t>NEAR led the whole board yesterday (+14.5%), COFFEE lagged (-9.7%). 29 of 69 markets closed higher. Breadth mixed.</w:t>
       </w:r>
     </w:p>
     <w:p>
       <w:r>
-        <w:t>A narrow session. When only a handful of names hold up, the move belongs to those names and not to the market.</w:t>
+        <w:t>The leaders and the laggards sit in different corners of the board, crypto on top and commodities at the bottom. That is money rotating, not a rising tide.</w:t>
       </w:r>
     </w:p>
     <w:p>
@@ -29,17 +29,17 @@
     </w:p>
     <w:p>
       <w:r>
-        <w:t>Crypto. Yesterday. 5 of 35 coins closed higher. Best ZEC +7.9%, weakest XRP -5.5%. Coming session. Volatility regime points to calmer conditions near-term (0/3 flagged high-vol at 7d). Most active names to watch: ENA, UNI. This week. 28 of 35 coins rose over the last 7 days. Strongest was UNI at +41.5%, weakest PUMP at -7.3%. This month. Over 30 days the average move was +27.1% with 33/35 higher. ZEC led (+100.1%); ONDO lagged (-5.0%). Most volatile: ENA (~137% annualised).</w:t>
+        <w:t>Crypto. Yesterday. 16 of 35 coins closed higher. Best NEAR +14.5%, weakest ADA -6.2%. Coming session. Volatility regime points to calmer conditions near-term (0/3 flagged high-vol at 7d). Most active names to watch: ENA, UNI. This week. 26 of 35 coins rose over the last 7 days. Strongest was UNI at +40.9%, weakest PUMP at -8.4%. This month. Over 30 days the average move was +28.2% with 34/35 higher. ZEC led (+102.8%); ONDO lagged (-0.9%). Most volatile: ENA (~136% annualised).</w:t>
       </w:r>
     </w:p>
     <w:p>
       <w:r>
-        <w:t>FX. Yesterday. 5 of 16 pairs closed higher. Best AUDUSD +0.6%, weakest USDJPY -1.7%. Coming session. Volatility regime points to calmer conditions near-term (1/7 flagged high-vol at 7d). Most active names to watch: USDZAR, USDSEK. This week. 5 of 16 pairs rose over the last 7 days. Strongest was USDCHF at +0.8%, weakest GBPJPY at -2.5%. This month. Over 30 days the average move was -0.2% with 9/16 higher. AUDUSD led (+2.3%); USDZAR lagged (-2.7%). Most volatile: USDZAR (~11% annualised).</w:t>
+        <w:t>FX. Yesterday. 5 of 16 pairs closed higher. Best AUDUSD +0.6%, weakest USDJPY -1.7%. Coming session. Volatility regime points to calmer conditions near-term (1/7 flagged high-vol at 7d). Most active names to watch: USDZAR, USDSEK. This week. 5 of 16 pairs rose over the last 7 days. Strongest was USDCHF at +0.7%, weakest GBPJPY at -2.4%. This month. Over 30 days the average move was -0.2% with 8/16 higher. AUDUSD led (+2.2%); USDNOK lagged (-2.5%). Most volatile: USDZAR (~11% annualised).</w:t>
       </w:r>
     </w:p>
     <w:p>
       <w:r>
-        <w:t>Commodities. Yesterday. 8 of 18 markets closed higher. Best CORN +4.2%, weakest COFFEE -9.7%. Coming session. Volatility regime points to turbulent conditions near-term (12/16 flagged high-vol at 7d). Most active names to watch: BRENT OIL, COFFEE. This week. 9 of 18 markets rose over the last 7 days. Strongest was WTI OIL at +9.4%, weakest COFFEE at -15.3%. This month. Over 30 days the average move was +10.4% with 16/18 higher. CORN led (+22.9%); COFFEE lagged (-10.4%). Most volatile: BRENT OIL (~55% annualised).</w:t>
+        <w:t>Commodities. Yesterday. 8 of 18 markets closed higher. Best CORN +4.2%, weakest COFFEE -9.7%. Coming session. Volatility regime points to turbulent conditions near-term (12/16 flagged high-vol at 7d). Most active names to watch: BRENT OIL, COFFEE. This week. 9 of 18 markets rose over the last 7 days. Strongest was WTI OIL at +9.4%, weakest COFFEE at -15.3%. This month. Over 30 days the average move was +10.3% with 16/18 higher. CORN led (+22.9%); COFFEE lagged (-10.4%). Most volatile: BRENT OIL (~55% annualised).</w:t>
       </w:r>
     </w:p>
     <w:p>

--- a/reports/substack/docx/levanter-note-daily-2026-09-05.docx
+++ b/reports/substack/docx/levanter-note-daily-2026-09-05.docx
@@ -9,12 +9,12 @@
     </w:p>
     <w:p>
       <w:r>
-        <w:t>NEAR led the whole board yesterday (+14.5%), COFFEE lagged (-9.7%). 29 of 69 markets closed higher. Breadth mixed.</w:t>
+        <w:t>NEAR led the whole board yesterday (+14.6%), ADA lagged (-5.6%). 25 of 69 markets closed higher. Breadth mixed.</w:t>
       </w:r>
     </w:p>
     <w:p>
       <w:r>
-        <w:t>The leaders and the laggards sit in different corners of the board, crypto on top and commodities at the bottom. That is money rotating, not a rising tide.</w:t>
+        <w:t>A split session, with the strongest and weakest names in the same asset class. Worth seeing where the money settles before reading much into it.</w:t>
       </w:r>
     </w:p>
     <w:p>
@@ -24,22 +24,22 @@
     </w:p>
     <w:p>
       <w:r>
-        <w:t>And right now it sits in one place. Commodities have 12 of 16 markets flagged high-vol for the week ahead, while crypto and FX both read calm. Same board, very different weather.</w:t>
+        <w:t>And right now it sits in one place. Commodities have 11 of 16 markets flagged high-vol for the week ahead, while crypto and FX both read calm. Same board, very different weather.</w:t>
       </w:r>
     </w:p>
     <w:p>
       <w:r>
-        <w:t>Crypto. Yesterday. 16 of 35 coins closed higher. Best NEAR +14.5%, weakest ADA -6.2%. Coming session. Volatility regime points to calmer conditions near-term (0/3 flagged high-vol at 7d). Most active names to watch: ENA, UNI. This week. 26 of 35 coins rose over the last 7 days. Strongest was UNI at +40.9%, weakest PUMP at -8.4%. This month. Over 30 days the average move was +28.2% with 34/35 higher. ZEC led (+102.8%); ONDO lagged (-0.9%). Most volatile: ENA (~136% annualised).</w:t>
+        <w:t>Crypto. Yesterday. 14 of 35 coins closed higher. Best NEAR +14.6%, weakest ADA -5.6%. Coming session. Volatility regime points to calmer conditions near-term (0/3 flagged high-vol at 7d). Most active names to watch: ENA, UNI. This week. 27 of 35 coins rose over the last 7 days. Strongest was UNI at +43.6%, weakest PUMP at -7.6%. This month. Over 30 days the average move was +28.6% with 34/35 higher. ZEC led (+101.8%); ONDO lagged (-0.8%). Most volatile: ENA (~136% annualised).</w:t>
       </w:r>
     </w:p>
     <w:p>
       <w:r>
-        <w:t>FX. Yesterday. 5 of 16 pairs closed higher. Best AUDUSD +0.6%, weakest USDJPY -1.7%. Coming session. Volatility regime points to calmer conditions near-term (1/7 flagged high-vol at 7d). Most active names to watch: USDZAR, USDSEK. This week. 5 of 16 pairs rose over the last 7 days. Strongest was USDCHF at +0.7%, weakest GBPJPY at -2.4%. This month. Over 30 days the average move was -0.2% with 8/16 higher. AUDUSD led (+2.2%); USDNOK lagged (-2.5%). Most volatile: USDZAR (~11% annualised).</w:t>
+        <w:t>FX. Yesterday. 6 of 16 pairs closed higher. Best USDCAD +0.3%, weakest USDJPY -1.7%. Coming session. Volatility regime points to calmer conditions near-term (1/7 flagged high-vol at 7d). Most active names to watch: USDZAR, USDSEK. This week. 5 of 16 pairs rose over the last 7 days. Strongest was USDCHF at +0.7%, weakest GBPJPY at -2.4%. This month. Over 30 days the average move was -0.2% with 7/16 higher. AUDUSD led (+2.1%); USDNOK lagged (-2.3%). Most volatile: USDZAR (~11% annualised).</w:t>
       </w:r>
     </w:p>
     <w:p>
       <w:r>
-        <w:t>Commodities. Yesterday. 8 of 18 markets closed higher. Best CORN +4.2%, weakest COFFEE -9.7%. Coming session. Volatility regime points to turbulent conditions near-term (12/16 flagged high-vol at 7d). Most active names to watch: BRENT OIL, COFFEE. This week. 9 of 18 markets rose over the last 7 days. Strongest was WTI OIL at +9.4%, weakest COFFEE at -15.3%. This month. Over 30 days the average move was +10.3% with 16/18 higher. CORN led (+22.9%); COFFEE lagged (-10.4%). Most volatile: BRENT OIL (~55% annualised).</w:t>
+        <w:t>Commodities. Yesterday. 5 of 18 markets closed higher. Best GASOLINE +2.5%, weakest WHEAT -2.7%. Coming session. Volatility regime points to turbulent conditions near-term (11/16 flagged high-vol at 7d). Most active names to watch: BRENT OIL, WTI OIL. This week. 8 of 18 markets rose over the last 7 days. Strongest was WTI OIL at +9.7%, weakest COTTON at -8.3%. This month. Over 30 days the average move was +9.9% with 16/18 higher. WTI OIL led (+21.6%); COPPER lagged (-1.6%). Most volatile: BRENT OIL (~55% annualised).</w:t>
       </w:r>
     </w:p>
     <w:p>

--- a/reports/substack/docx/levanter-note-daily-2026-09-05.docx
+++ b/reports/substack/docx/levanter-note-daily-2026-09-05.docx
@@ -9,7 +9,7 @@
     </w:p>
     <w:p>
       <w:r>
-        <w:t>NEAR led the whole board yesterday (+14.6%), ADA lagged (-5.6%). 25 of 69 markets closed higher. Breadth mixed.</w:t>
+        <w:t>NEAR led the whole board yesterday (+13.3%), ADA lagged (-5.1%). 25 of 69 markets closed higher. Breadth mixed.</w:t>
       </w:r>
     </w:p>
     <w:p>
@@ -29,7 +29,7 @@
     </w:p>
     <w:p>
       <w:r>
-        <w:t>Crypto. Yesterday. 14 of 35 coins closed higher. Best NEAR +14.6%, weakest ADA -5.6%. Coming session. Volatility regime points to calmer conditions near-term (0/3 flagged high-vol at 7d). Most active names to watch: ENA, UNI. This week. 27 of 35 coins rose over the last 7 days. Strongest was UNI at +43.6%, weakest PUMP at -7.6%. This month. Over 30 days the average move was +28.6% with 34/35 higher. ZEC led (+101.8%); ONDO lagged (-0.8%). Most volatile: ENA (~136% annualised).</w:t>
+        <w:t>Crypto. Yesterday. 14 of 35 coins closed higher. Best NEAR +13.3%, weakest ADA -5.1%. Coming session. Volatility regime points to calmer conditions near-term (0/3 flagged high-vol at 7d). Most active names to watch: ENA, UNI. This week. 27 of 35 coins rose over the last 7 days. Strongest was UNI at +43.8%, weakest PUMP at -7.0%. This month. Over 30 days the average move was +28.8% with 35/35 higher. ZEC led (+99.7%); ONDO lagged (+0.2%). Most volatile: ENA (~136% annualised).</w:t>
       </w:r>
     </w:p>
     <w:p>

--- a/reports/substack/docx/levanter-note-daily-2026-09-05.docx
+++ b/reports/substack/docx/levanter-note-daily-2026-09-05.docx
@@ -9,7 +9,7 @@
     </w:p>
     <w:p>
       <w:r>
-        <w:t>NEAR led the whole board yesterday (+13.3%), ADA lagged (-5.1%). 25 of 69 markets closed higher. Breadth mixed.</w:t>
+        <w:t>NEAR led the whole board yesterday (+16.1%), ADA lagged (-4.6%). 27 of 69 markets closed higher. Breadth mixed.</w:t>
       </w:r>
     </w:p>
     <w:p>
@@ -29,7 +29,7 @@
     </w:p>
     <w:p>
       <w:r>
-        <w:t>Crypto. Yesterday. 14 of 35 coins closed higher. Best NEAR +13.3%, weakest ADA -5.1%. Coming session. Volatility regime points to calmer conditions near-term (0/3 flagged high-vol at 7d). Most active names to watch: ENA, UNI. This week. 27 of 35 coins rose over the last 7 days. Strongest was UNI at +43.8%, weakest PUMP at -7.0%. This month. Over 30 days the average move was +28.8% with 35/35 higher. ZEC led (+99.7%); ONDO lagged (+0.2%). Most volatile: ENA (~136% annualised).</w:t>
+        <w:t>Crypto. Yesterday. 16 of 35 coins closed higher. Best NEAR +16.1%, weakest ADA -4.6%. Coming session. Volatility regime points to calmer conditions near-term (0/3 flagged high-vol at 7d). Most active names to watch: ENA, UNI. This week. 27 of 35 coins rose over the last 7 days. Strongest was UNI at +43.8%, weakest PUMP at -7.0%. This month. Over 30 days the average move was +28.8% with 35/35 higher. ZEC led (+99.7%); ONDO lagged (+0.2%). Most volatile: ENA (~136% annualised).</w:t>
       </w:r>
     </w:p>
     <w:p>

--- a/reports/substack/docx/levanter-note-daily-2026-09-05.docx
+++ b/reports/substack/docx/levanter-note-daily-2026-09-05.docx
@@ -9,7 +9,7 @@
     </w:p>
     <w:p>
       <w:r>
-        <w:t>NEAR led the whole board yesterday (+16.1%), ADA lagged (-4.6%). 27 of 69 markets closed higher. Breadth mixed.</w:t>
+        <w:t>NEAR led the whole board yesterday (+12.9%), PUMP lagged (-4.0%). 28 of 69 markets closed higher. Breadth mixed.</w:t>
       </w:r>
     </w:p>
     <w:p>
@@ -29,7 +29,7 @@
     </w:p>
     <w:p>
       <w:r>
-        <w:t>Crypto. Yesterday. 16 of 35 coins closed higher. Best NEAR +16.1%, weakest ADA -4.6%. Coming session. Volatility regime points to calmer conditions near-term (0/3 flagged high-vol at 7d). Most active names to watch: ENA, UNI. This week. 27 of 35 coins rose over the last 7 days. Strongest was UNI at +43.8%, weakest PUMP at -7.0%. This month. Over 30 days the average move was +28.8% with 35/35 higher. ZEC led (+99.7%); ONDO lagged (+0.2%). Most volatile: ENA (~136% annualised).</w:t>
+        <w:t>Crypto. Yesterday. 17 of 35 coins closed higher. Best NEAR +12.9%, weakest PUMP -4.0%. Coming session. Volatility regime points to calmer conditions near-term (0/3 flagged high-vol at 7d). Most active names to watch: ENA, UNI. This week. 28 of 35 coins rose over the last 7 days. Strongest was UNI at +40.7%, weakest PUMP at -8.8%. This month. Over 30 days the average move was +29.2% with 34/35 higher. ZEC led (+97.2%); ONDO lagged (-1.1%). Most volatile: ENA (~135% annualised).</w:t>
       </w:r>
     </w:p>
     <w:p>

--- a/reports/substack/docx/levanter-note-daily-2026-09-05.docx
+++ b/reports/substack/docx/levanter-note-daily-2026-09-05.docx
@@ -9,7 +9,7 @@
     </w:p>
     <w:p>
       <w:r>
-        <w:t>NEAR led the whole board yesterday (+12.9%), PUMP lagged (-4.0%). 28 of 69 markets closed higher. Breadth mixed.</w:t>
+        <w:t>NEAR led the whole board yesterday (+13.0%), PEPE lagged (-3.8%). 28 of 69 markets closed higher. Breadth mixed.</w:t>
       </w:r>
     </w:p>
     <w:p>
@@ -29,7 +29,7 @@
     </w:p>
     <w:p>
       <w:r>
-        <w:t>Crypto. Yesterday. 17 of 35 coins closed higher. Best NEAR +12.9%, weakest PUMP -4.0%. Coming session. Volatility regime points to calmer conditions near-term (0/3 flagged high-vol at 7d). Most active names to watch: ENA, UNI. This week. 28 of 35 coins rose over the last 7 days. Strongest was UNI at +40.7%, weakest PUMP at -8.8%. This month. Over 30 days the average move was +29.2% with 34/35 higher. ZEC led (+97.2%); ONDO lagged (-1.1%). Most volatile: ENA (~135% annualised).</w:t>
+        <w:t>Crypto. Yesterday. 17 of 35 coins closed higher. Best NEAR +13.0%, weakest PEPE -3.8%. Coming session. Volatility regime points to calmer conditions near-term (0/3 flagged high-vol at 7d). Most active names to watch: ENA, UNI. This week. 28 of 35 coins rose over the last 7 days. Strongest was UNI at +40.7%, weakest PUMP at -8.8%. This month. Over 30 days the average move was +29.2% with 34/35 higher. ZEC led (+97.2%); ONDO lagged (-1.1%). Most volatile: ENA (~135% annualised).</w:t>
       </w:r>
     </w:p>
     <w:p>

--- a/reports/substack/docx/levanter-note-daily-2026-09-05.docx
+++ b/reports/substack/docx/levanter-note-daily-2026-09-05.docx
@@ -9,7 +9,7 @@
     </w:p>
     <w:p>
       <w:r>
-        <w:t>NEAR led the whole board yesterday (+13.0%), PEPE lagged (-3.8%). 28 of 69 markets closed higher. Breadth mixed.</w:t>
+        <w:t>NEAR led the whole board yesterday (+12.5%), PEPE lagged (-4.2%). 27 of 69 markets closed higher. Breadth mixed.</w:t>
       </w:r>
     </w:p>
     <w:p>
@@ -29,7 +29,7 @@
     </w:p>
     <w:p>
       <w:r>
-        <w:t>Crypto. Yesterday. 17 of 35 coins closed higher. Best NEAR +13.0%, weakest PEPE -3.8%. Coming session. Volatility regime points to calmer conditions near-term (0/3 flagged high-vol at 7d). Most active names to watch: ENA, UNI. This week. 28 of 35 coins rose over the last 7 days. Strongest was UNI at +40.7%, weakest PUMP at -8.8%. This month. Over 30 days the average move was +29.2% with 34/35 higher. ZEC led (+97.2%); ONDO lagged (-1.1%). Most volatile: ENA (~135% annualised).</w:t>
+        <w:t>Crypto. Yesterday. 16 of 35 coins closed higher. Best NEAR +12.5%, weakest PEPE -4.2%. Coming session. Volatility regime points to calmer conditions near-term (0/3 flagged high-vol at 7d). Most active names to watch: ENA, UNI. This week. 28 of 35 coins rose over the last 7 days. Strongest was UNI at +40.7%, weakest PUMP at -8.8%. This month. Over 30 days the average move was +29.2% with 34/35 higher. ZEC led (+97.2%); ONDO lagged (-1.1%). Most volatile: ENA (~135% annualised).</w:t>
       </w:r>
     </w:p>
     <w:p>

--- a/reports/substack/docx/levanter-note-daily-2026-09-05.docx
+++ b/reports/substack/docx/levanter-note-daily-2026-09-05.docx
@@ -9,7 +9,7 @@
     </w:p>
     <w:p>
       <w:r>
-        <w:t>NEAR led the whole board yesterday (+12.5%), PEPE lagged (-4.2%). 27 of 69 markets closed higher. Breadth mixed.</w:t>
+        <w:t>NEAR led the whole board yesterday (+11.9%), ADA lagged (-4.2%). 27 of 69 markets closed higher. Breadth mixed.</w:t>
       </w:r>
     </w:p>
     <w:p>
@@ -29,7 +29,7 @@
     </w:p>
     <w:p>
       <w:r>
-        <w:t>Crypto. Yesterday. 16 of 35 coins closed higher. Best NEAR +12.5%, weakest PEPE -4.2%. Coming session. Volatility regime points to calmer conditions near-term (0/3 flagged high-vol at 7d). Most active names to watch: ENA, UNI. This week. 28 of 35 coins rose over the last 7 days. Strongest was UNI at +40.7%, weakest PUMP at -8.8%. This month. Over 30 days the average move was +29.2% with 34/35 higher. ZEC led (+97.2%); ONDO lagged (-1.1%). Most volatile: ENA (~135% annualised).</w:t>
+        <w:t>Crypto. Yesterday. 16 of 35 coins closed higher. Best NEAR +11.9%, weakest ADA -4.2%. Coming session. Volatility regime points to calmer conditions near-term (0/3 flagged high-vol at 7d). Most active names to watch: ENA, UNI. This week. 29 of 35 coins rose over the last 7 days. Strongest was UNI at +41.3%, weakest PUMP at -9.5%. This month. Over 30 days the average move was +29.5% with 34/35 higher. ZEC led (+98.0%); ONDO lagged (-1.2%). Most volatile: ENA (~134% annualised).</w:t>
       </w:r>
     </w:p>
     <w:p>

--- a/reports/substack/docx/levanter-note-daily-2026-09-05.docx
+++ b/reports/substack/docx/levanter-note-daily-2026-09-05.docx
@@ -9,7 +9,7 @@
     </w:p>
     <w:p>
       <w:r>
-        <w:t>NEAR led the whole board yesterday (+11.9%), ADA lagged (-4.2%). 27 of 69 markets closed higher. Breadth mixed.</w:t>
+        <w:t>NEAR led the whole board yesterday (+11.2%), ADA lagged (-4.6%). 27 of 69 markets closed higher. Breadth mixed.</w:t>
       </w:r>
     </w:p>
     <w:p>
@@ -29,7 +29,7 @@
     </w:p>
     <w:p>
       <w:r>
-        <w:t>Crypto. Yesterday. 16 of 35 coins closed higher. Best NEAR +11.9%, weakest ADA -4.2%. Coming session. Volatility regime points to calmer conditions near-term (0/3 flagged high-vol at 7d). Most active names to watch: ENA, UNI. This week. 29 of 35 coins rose over the last 7 days. Strongest was UNI at +41.3%, weakest PUMP at -9.5%. This month. Over 30 days the average move was +29.5% with 34/35 higher. ZEC led (+98.0%); ONDO lagged (-1.2%). Most volatile: ENA (~134% annualised).</w:t>
+        <w:t>Crypto. Yesterday. 16 of 35 coins closed higher. Best NEAR +11.2%, weakest ADA -4.6%. Coming session. Volatility regime points to calmer conditions near-term (0/3 flagged high-vol at 7d). Most active names to watch: ENA, UNI. This week. 29 of 35 coins rose over the last 7 days. Strongest was UNI at +41.3%, weakest PUMP at -9.5%. This month. Over 30 days the average move was +29.5% with 34/35 higher. ZEC led (+98.0%); ONDO lagged (-1.2%). Most volatile: ENA (~134% annualised).</w:t>
       </w:r>
     </w:p>
     <w:p>

--- a/reports/substack/docx/levanter-note-daily-2026-09-05.docx
+++ b/reports/substack/docx/levanter-note-daily-2026-09-05.docx
@@ -9,7 +9,7 @@
     </w:p>
     <w:p>
       <w:r>
-        <w:t>NEAR led the whole board yesterday (+11.2%), ADA lagged (-4.6%). 27 of 69 markets closed higher. Breadth mixed.</w:t>
+        <w:t>NEAR led the whole board yesterday (+12.5%), XMR lagged (-5.2%). 30 of 69 markets closed higher. Breadth mixed.</w:t>
       </w:r>
     </w:p>
     <w:p>
@@ -29,7 +29,7 @@
     </w:p>
     <w:p>
       <w:r>
-        <w:t>Crypto. Yesterday. 16 of 35 coins closed higher. Best NEAR +11.2%, weakest ADA -4.6%. Coming session. Volatility regime points to calmer conditions near-term (0/3 flagged high-vol at 7d). Most active names to watch: ENA, UNI. This week. 29 of 35 coins rose over the last 7 days. Strongest was UNI at +41.3%, weakest PUMP at -9.5%. This month. Over 30 days the average move was +29.5% with 34/35 higher. ZEC led (+98.0%); ONDO lagged (-1.2%). Most volatile: ENA (~134% annualised).</w:t>
+        <w:t>Crypto. Yesterday. 19 of 35 coins closed higher. Best NEAR +12.5%, weakest XMR -5.2%. Coming session. Volatility regime points to calmer conditions near-term (0/3 flagged high-vol at 7d). Most active names to watch: ENA, UNI. This week. 30 of 35 coins rose over the last 7 days. Strongest was UNI at +46.0%, weakest PUMP at -9.3%. This month. Over 30 days the average move was +29.6% with 34/35 higher. ZEC led (+99.5%); ONDO lagged (-1.5%). Most volatile: ENA (~134% annualised).</w:t>
       </w:r>
     </w:p>
     <w:p>

--- a/reports/substack/docx/levanter-note-daily-2026-09-05.docx
+++ b/reports/substack/docx/levanter-note-daily-2026-09-05.docx
@@ -9,7 +9,7 @@
     </w:p>
     <w:p>
       <w:r>
-        <w:t>NEAR led the whole board yesterday (+12.5%), XMR lagged (-5.2%). 30 of 69 markets closed higher. Breadth mixed.</w:t>
+        <w:t>NEAR led the whole board yesterday (+14.8%), PUMP lagged (-3.3%). 44 of 69 markets closed higher. Breadth mixed.</w:t>
       </w:r>
     </w:p>
     <w:p>
@@ -29,7 +29,7 @@
     </w:p>
     <w:p>
       <w:r>
-        <w:t>Crypto. Yesterday. 19 of 35 coins closed higher. Best NEAR +12.5%, weakest XMR -5.2%. Coming session. Volatility regime points to calmer conditions near-term (0/3 flagged high-vol at 7d). Most active names to watch: ENA, UNI. This week. 30 of 35 coins rose over the last 7 days. Strongest was UNI at +46.0%, weakest PUMP at -9.3%. This month. Over 30 days the average move was +29.6% with 34/35 higher. ZEC led (+99.5%); ONDO lagged (-1.5%). Most volatile: ENA (~134% annualised).</w:t>
+        <w:t>Crypto. Yesterday. 33 of 35 coins closed higher. Best NEAR +14.8%, weakest PUMP -3.3%. Coming session. Volatility regime points to calmer conditions near-term (0/3 flagged high-vol at 7d). Most active names to watch: UNI, ENA. This week. 30 of 35 coins rose over the last 7 days. Strongest was UNI at +41.9%, weakest PUMP at -11.8%. This month. Over 30 days the average move was +31.3% with 35/35 higher. ZEC led (+106.3%); ONDO lagged (+0.8%). Most volatile: UNI (~135% annualised).</w:t>
       </w:r>
     </w:p>
     <w:p>
